--- a/assets/docx/job-33_cover.docx
+++ b/assets/docx/job-33_cover.docx
@@ -64,27 +64,27 @@
     <w:p/>
     <w:p>
       <w:r>
-        <w:t>The work you describe for this team is steady bench throughput and careful documentation.</w:t>
+        <w:t>The work you describe for this team is AA with biology/chemistry/microbiology coursework</w:t>
       </w:r>
     </w:p>
     <w:p>
       <w:r>
-        <w:t>That is close to work I have actually done: QC checks and GLP documentation, including</w:t>
+        <w:t>(your B.S. That is close to work I have actually done: QC checks and GLP documentation,</w:t>
       </w:r>
     </w:p>
     <w:p>
       <w:r>
-        <w:t>flagging anything out of specification, electronic records and clean data entry, with</w:t>
+        <w:t>including flagging anything out of specification, electronic records and clean data entry,</w:t>
       </w:r>
     </w:p>
     <w:p>
       <w:r>
-        <w:t>summaries the team could actually use. I am comfortable being the person who keeps a bench</w:t>
+        <w:t>with summaries the team could actually use. I am comfortable being the person who keeps a</w:t>
       </w:r>
     </w:p>
     <w:p>
       <w:r>
-        <w:t>tidy, a record complete and a schedule kept. The last decade of running property</w:t>
+        <w:t>bench tidy, a record complete and a schedule kept. The last decade of running property</w:t>
       </w:r>
     </w:p>
     <w:p>
@@ -498,10 +498,6 @@
     <w:name w:val="Normal"/>
     <w:qFormat/>
     <w:rsid w:val="00FC693F"/>
-    <w:rPr>
-      <w:rFonts w:ascii="Calibri" w:hAnsi="Calibri"/>
-      <w:sz w:val="21"/>
-    </w:rPr>
   </w:style>
   <w:style w:type="paragraph" w:styleId="Header">
     <w:name w:val="header"/>
